--- a/internal_doc/05.测试设计/story/主子表/主子表分析测试.docx
+++ b/internal_doc/05.测试设计/story/主子表/主子表分析测试.docx
@@ -7559,23 +7559,6 @@
               </w:rPr>
               <w:t>删除</w:t>
             </w:r>
-            <w:r>
-              <w:rPr>
-                <w:rFonts w:ascii="Arial" w:hAnsi="Arial" w:cs="Arial" w:hint="eastAsia"/>
-                <w:snapToGrid w:val="0"/>
-                <w:szCs w:val="21"/>
-              </w:rPr>
-              <w:t>，对</w:t>
-            </w:r>
-            <w:r>
-              <w:rPr>
-                <w:rFonts w:ascii="Arial" w:hAnsi="Arial" w:cs="Arial" w:hint="eastAsia"/>
-                <w:snapToGrid w:val="0"/>
-                <w:szCs w:val="21"/>
-              </w:rPr>
-              <w:lastRenderedPageBreak/>
-              <w:t>子表进行数据操作，功能正常</w:t>
-            </w:r>
           </w:p>
         </w:tc>
       </w:tr>
@@ -9329,16 +9312,7 @@
                 <w:snapToGrid w:val="0"/>
                 <w:szCs w:val="21"/>
               </w:rPr>
-              <w:t>，数据属于区间成功，数据不属于区间，</w:t>
-            </w:r>
-            <w:r>
-              <w:rPr>
-                <w:rFonts w:ascii="Arial" w:hAnsi="Arial" w:cs="Arial" w:hint="eastAsia"/>
-                <w:snapToGrid w:val="0"/>
-                <w:szCs w:val="21"/>
-              </w:rPr>
-              <w:lastRenderedPageBreak/>
-              <w:t>失败</w:t>
+              <w:t>，数据属于区间成功，数据不属于区间，失败</w:t>
             </w:r>
           </w:p>
         </w:tc>
@@ -9362,7 +9336,6 @@
                 <w:snapToGrid w:val="0"/>
                 <w:szCs w:val="21"/>
               </w:rPr>
-              <w:lastRenderedPageBreak/>
               <w:t>16</w:t>
             </w:r>
           </w:p>
@@ -9437,6 +9410,7 @@
           <w:kern w:val="0"/>
           <w:szCs w:val="21"/>
         </w:rPr>
+        <w:lastRenderedPageBreak/>
         <w:t>子表的去挂载</w:t>
       </w:r>
       <w:r>
@@ -10471,7 +10445,6 @@
                 <w:snapToGrid w:val="0"/>
                 <w:szCs w:val="21"/>
               </w:rPr>
-              <w:lastRenderedPageBreak/>
               <w:t>查询索引</w:t>
             </w:r>
           </w:p>
@@ -10494,7 +10467,6 @@
                 <w:snapToGrid w:val="0"/>
                 <w:szCs w:val="21"/>
               </w:rPr>
-              <w:lastRenderedPageBreak/>
               <w:t>子表</w:t>
             </w:r>
             <w:commentRangeStart w:id="20"/>
@@ -10586,8 +10558,199 @@
                 <w:snapToGrid w:val="0"/>
                 <w:szCs w:val="21"/>
               </w:rPr>
+              <w:t>子表在相同组上，不存在索引</w:t>
+            </w:r>
+          </w:p>
+        </w:tc>
+        <w:tc>
+          <w:tcPr>
+            <w:tcW w:w="2318" w:type="dxa"/>
+          </w:tcPr>
+          <w:p>
+            <w:pPr>
+              <w:rPr>
+                <w:rFonts w:ascii="Arial" w:hAnsi="Arial" w:cs="Arial"/>
+                <w:snapToGrid w:val="0"/>
+                <w:szCs w:val="21"/>
+              </w:rPr>
+            </w:pPr>
+            <w:r>
+              <w:rPr>
+                <w:rFonts w:ascii="Arial" w:hAnsi="Arial" w:cs="Arial" w:hint="eastAsia"/>
+                <w:snapToGrid w:val="0"/>
+                <w:szCs w:val="21"/>
+              </w:rPr>
+              <w:t>成功</w:t>
+            </w:r>
+            <w:r>
+              <w:rPr>
+                <w:rFonts w:ascii="Arial" w:hAnsi="Arial" w:cs="Arial" w:hint="eastAsia"/>
+                <w:snapToGrid w:val="0"/>
+                <w:szCs w:val="21"/>
+              </w:rPr>
+              <w:t>，</w:t>
+            </w:r>
+            <w:r>
+              <w:rPr>
+                <w:rFonts w:ascii="Arial" w:hAnsi="Arial" w:cs="Arial" w:hint="eastAsia"/>
+                <w:snapToGrid w:val="0"/>
+                <w:szCs w:val="21"/>
+              </w:rPr>
+              <w:t>查询</w:t>
+            </w:r>
+            <w:r>
+              <w:rPr>
+                <w:rFonts w:ascii="Arial" w:hAnsi="Arial" w:cs="Arial" w:hint="eastAsia"/>
+                <w:snapToGrid w:val="0"/>
+                <w:szCs w:val="21"/>
+              </w:rPr>
+              <w:t>所有子表均</w:t>
+            </w:r>
+            <w:r>
+              <w:rPr>
+                <w:rFonts w:ascii="Arial" w:hAnsi="Arial" w:cs="Arial" w:hint="eastAsia"/>
+                <w:snapToGrid w:val="0"/>
+                <w:szCs w:val="21"/>
+              </w:rPr>
+              <w:t>存在</w:t>
+            </w:r>
+            <w:r>
+              <w:rPr>
+                <w:rFonts w:ascii="Arial" w:hAnsi="Arial" w:cs="Arial" w:hint="eastAsia"/>
+                <w:snapToGrid w:val="0"/>
+                <w:szCs w:val="21"/>
+              </w:rPr>
+              <w:t>该</w:t>
+            </w:r>
+            <w:r>
+              <w:rPr>
+                <w:rFonts w:ascii="Arial" w:hAnsi="Arial" w:cs="Arial" w:hint="eastAsia"/>
+                <w:snapToGrid w:val="0"/>
+                <w:szCs w:val="21"/>
+              </w:rPr>
+              <w:t>索引</w:t>
+            </w:r>
+          </w:p>
+        </w:tc>
+      </w:tr>
+      <w:tr>
+        <w:tc>
+          <w:tcPr>
+            <w:tcW w:w="1101" w:type="dxa"/>
+            <w:vMerge/>
+          </w:tcPr>
+          <w:p>
+            <w:pPr>
+              <w:rPr>
+                <w:rFonts w:ascii="Arial" w:hAnsi="Arial" w:cs="Arial"/>
+                <w:snapToGrid w:val="0"/>
+                <w:szCs w:val="21"/>
+              </w:rPr>
+            </w:pPr>
+          </w:p>
+        </w:tc>
+        <w:tc>
+          <w:tcPr>
+            <w:tcW w:w="5103" w:type="dxa"/>
+          </w:tcPr>
+          <w:p>
+            <w:pPr>
+              <w:rPr>
+                <w:rFonts w:ascii="Arial" w:hAnsi="Arial" w:cs="Arial"/>
+                <w:snapToGrid w:val="0"/>
+                <w:szCs w:val="21"/>
+              </w:rPr>
+            </w:pPr>
+            <w:r>
+              <w:rPr>
+                <w:rFonts w:ascii="Arial" w:hAnsi="Arial" w:cs="Arial" w:hint="eastAsia"/>
+                <w:snapToGrid w:val="0"/>
+                <w:szCs w:val="21"/>
+              </w:rPr>
+              <w:t>子表在不同组上，</w:t>
+            </w:r>
+            <w:r>
+              <w:rPr>
+                <w:rFonts w:ascii="Arial" w:hAnsi="Arial" w:cs="Arial" w:hint="eastAsia"/>
+                <w:snapToGrid w:val="0"/>
+                <w:szCs w:val="21"/>
+              </w:rPr>
+              <w:t>部分子表存在索引</w:t>
+            </w:r>
+          </w:p>
+          <w:p>
+            <w:pPr>
+              <w:rPr>
+                <w:rFonts w:ascii="Arial" w:hAnsi="Arial" w:cs="Arial"/>
+                <w:snapToGrid w:val="0"/>
+                <w:szCs w:val="21"/>
+              </w:rPr>
+            </w:pPr>
+            <w:r>
+              <w:rPr>
+                <w:rFonts w:ascii="Arial" w:hAnsi="Arial" w:cs="Arial" w:hint="eastAsia"/>
+                <w:snapToGrid w:val="0"/>
+                <w:szCs w:val="21"/>
+              </w:rPr>
               <w:lastRenderedPageBreak/>
-              <w:t>子表在相同组上，不存在索引</w:t>
+              <w:t>子表在相同</w:t>
+            </w:r>
+            <w:r>
+              <w:rPr>
+                <w:rFonts w:ascii="Arial" w:hAnsi="Arial" w:cs="Arial" w:hint="eastAsia"/>
+                <w:snapToGrid w:val="0"/>
+                <w:szCs w:val="21"/>
+              </w:rPr>
+              <w:t>组上，</w:t>
+            </w:r>
+            <w:r>
+              <w:rPr>
+                <w:rFonts w:ascii="Arial" w:hAnsi="Arial" w:cs="Arial" w:hint="eastAsia"/>
+                <w:snapToGrid w:val="0"/>
+                <w:szCs w:val="21"/>
+              </w:rPr>
+              <w:t>主表分区键为正序，分区范围小的子表上</w:t>
+            </w:r>
+            <w:r>
+              <w:rPr>
+                <w:rFonts w:ascii="Arial" w:hAnsi="Arial" w:cs="Arial" w:hint="eastAsia"/>
+                <w:snapToGrid w:val="0"/>
+                <w:szCs w:val="21"/>
+              </w:rPr>
+              <w:t>存在索引</w:t>
+            </w:r>
+          </w:p>
+          <w:p>
+            <w:pPr>
+              <w:rPr>
+                <w:rFonts w:ascii="Arial" w:hAnsi="Arial" w:cs="Arial"/>
+                <w:snapToGrid w:val="0"/>
+                <w:szCs w:val="21"/>
+              </w:rPr>
+            </w:pPr>
+            <w:r>
+              <w:rPr>
+                <w:rFonts w:ascii="Arial" w:hAnsi="Arial" w:cs="Arial" w:hint="eastAsia"/>
+                <w:snapToGrid w:val="0"/>
+                <w:szCs w:val="21"/>
+              </w:rPr>
+              <w:t>子表在相同组上，</w:t>
+            </w:r>
+            <w:r>
+              <w:rPr>
+                <w:rFonts w:ascii="Arial" w:hAnsi="Arial" w:cs="Arial" w:hint="eastAsia"/>
+                <w:snapToGrid w:val="0"/>
+                <w:szCs w:val="21"/>
+              </w:rPr>
+              <w:t>主表分区键为正序，分区范围大</w:t>
+            </w:r>
+            <w:r>
+              <w:rPr>
+                <w:rFonts w:ascii="Arial" w:hAnsi="Arial" w:cs="Arial" w:hint="eastAsia"/>
+                <w:snapToGrid w:val="0"/>
+                <w:szCs w:val="21"/>
+              </w:rPr>
+              <w:t>的子表上存在索引</w:t>
             </w:r>
           </w:p>
         </w:tc>
@@ -10626,198 +10789,16 @@
                 <w:snapToGrid w:val="0"/>
                 <w:szCs w:val="21"/>
               </w:rPr>
-              <w:t>查询</w:t>
-            </w:r>
-            <w:r>
-              <w:rPr>
-                <w:rFonts w:ascii="Arial" w:hAnsi="Arial" w:cs="Arial" w:hint="eastAsia"/>
-                <w:snapToGrid w:val="0"/>
-                <w:szCs w:val="21"/>
-              </w:rPr>
-              <w:t>所有子表均</w:t>
-            </w:r>
-            <w:r>
-              <w:rPr>
-                <w:rFonts w:ascii="Arial" w:hAnsi="Arial" w:cs="Arial" w:hint="eastAsia"/>
-                <w:snapToGrid w:val="0"/>
-                <w:szCs w:val="21"/>
-              </w:rPr>
-              <w:t>存在</w:t>
-            </w:r>
-            <w:r>
-              <w:rPr>
-                <w:rFonts w:ascii="Arial" w:hAnsi="Arial" w:cs="Arial" w:hint="eastAsia"/>
-                <w:snapToGrid w:val="0"/>
-                <w:szCs w:val="21"/>
-              </w:rPr>
-              <w:t>该</w:t>
-            </w:r>
-            <w:r>
-              <w:rPr>
-                <w:rFonts w:ascii="Arial" w:hAnsi="Arial" w:cs="Arial" w:hint="eastAsia"/>
-                <w:snapToGrid w:val="0"/>
-                <w:szCs w:val="21"/>
-              </w:rPr>
-              <w:t>索引</w:t>
-            </w:r>
-          </w:p>
-        </w:tc>
-      </w:tr>
-      <w:tr>
-        <w:tc>
-          <w:tcPr>
-            <w:tcW w:w="1101" w:type="dxa"/>
-            <w:vMerge/>
-          </w:tcPr>
-          <w:p>
-            <w:pPr>
-              <w:rPr>
-                <w:rFonts w:ascii="Arial" w:hAnsi="Arial" w:cs="Arial"/>
-                <w:snapToGrid w:val="0"/>
-                <w:szCs w:val="21"/>
-              </w:rPr>
-            </w:pPr>
-          </w:p>
-        </w:tc>
-        <w:tc>
-          <w:tcPr>
-            <w:tcW w:w="5103" w:type="dxa"/>
-          </w:tcPr>
-          <w:p>
-            <w:pPr>
-              <w:rPr>
-                <w:rFonts w:ascii="Arial" w:hAnsi="Arial" w:cs="Arial"/>
-                <w:snapToGrid w:val="0"/>
-                <w:szCs w:val="21"/>
-              </w:rPr>
-            </w:pPr>
-            <w:r>
-              <w:rPr>
-                <w:rFonts w:ascii="Arial" w:hAnsi="Arial" w:cs="Arial" w:hint="eastAsia"/>
-                <w:snapToGrid w:val="0"/>
-                <w:szCs w:val="21"/>
-              </w:rPr>
-              <w:t>子表在不同组上，</w:t>
-            </w:r>
-            <w:r>
-              <w:rPr>
-                <w:rFonts w:ascii="Arial" w:hAnsi="Arial" w:cs="Arial" w:hint="eastAsia"/>
-                <w:snapToGrid w:val="0"/>
-                <w:szCs w:val="21"/>
-              </w:rPr>
-              <w:t>部分子表存在索引</w:t>
-            </w:r>
-          </w:p>
-          <w:p>
-            <w:pPr>
-              <w:rPr>
-                <w:rFonts w:ascii="Arial" w:hAnsi="Arial" w:cs="Arial"/>
-                <w:snapToGrid w:val="0"/>
-                <w:szCs w:val="21"/>
-              </w:rPr>
-            </w:pPr>
-            <w:r>
-              <w:rPr>
-                <w:rFonts w:ascii="Arial" w:hAnsi="Arial" w:cs="Arial" w:hint="eastAsia"/>
-                <w:snapToGrid w:val="0"/>
-                <w:szCs w:val="21"/>
-              </w:rPr>
-              <w:t>子表在相同</w:t>
-            </w:r>
-            <w:r>
-              <w:rPr>
-                <w:rFonts w:ascii="Arial" w:hAnsi="Arial" w:cs="Arial" w:hint="eastAsia"/>
-                <w:snapToGrid w:val="0"/>
-                <w:szCs w:val="21"/>
-              </w:rPr>
-              <w:t>组上，</w:t>
-            </w:r>
-            <w:r>
-              <w:rPr>
-                <w:rFonts w:ascii="Arial" w:hAnsi="Arial" w:cs="Arial" w:hint="eastAsia"/>
-                <w:snapToGrid w:val="0"/>
-                <w:szCs w:val="21"/>
-              </w:rPr>
-              <w:t>主表分区键为正序，分区范围小的子表上</w:t>
-            </w:r>
-            <w:r>
-              <w:rPr>
-                <w:rFonts w:ascii="Arial" w:hAnsi="Arial" w:cs="Arial" w:hint="eastAsia"/>
-                <w:snapToGrid w:val="0"/>
-                <w:szCs w:val="21"/>
-              </w:rPr>
-              <w:t>存在索引</w:t>
-            </w:r>
-          </w:p>
-          <w:p>
-            <w:pPr>
-              <w:rPr>
-                <w:rFonts w:ascii="Arial" w:hAnsi="Arial" w:cs="Arial"/>
-                <w:snapToGrid w:val="0"/>
-                <w:szCs w:val="21"/>
-              </w:rPr>
-            </w:pPr>
-            <w:r>
-              <w:rPr>
-                <w:rFonts w:ascii="Arial" w:hAnsi="Arial" w:cs="Arial" w:hint="eastAsia"/>
-                <w:snapToGrid w:val="0"/>
-                <w:szCs w:val="21"/>
-              </w:rPr>
-              <w:t>子表在相同组上，</w:t>
-            </w:r>
-            <w:r>
-              <w:rPr>
-                <w:rFonts w:ascii="Arial" w:hAnsi="Arial" w:cs="Arial" w:hint="eastAsia"/>
-                <w:snapToGrid w:val="0"/>
-                <w:szCs w:val="21"/>
-              </w:rPr>
-              <w:t>主表分区键为正序，分区范围大</w:t>
-            </w:r>
-            <w:r>
-              <w:rPr>
-                <w:rFonts w:ascii="Arial" w:hAnsi="Arial" w:cs="Arial" w:hint="eastAsia"/>
-                <w:snapToGrid w:val="0"/>
-                <w:szCs w:val="21"/>
-              </w:rPr>
-              <w:t>的子表上存在索引</w:t>
-            </w:r>
-          </w:p>
-        </w:tc>
-        <w:tc>
-          <w:tcPr>
-            <w:tcW w:w="2318" w:type="dxa"/>
-          </w:tcPr>
-          <w:p>
-            <w:pPr>
-              <w:rPr>
-                <w:rFonts w:ascii="Arial" w:hAnsi="Arial" w:cs="Arial"/>
-                <w:snapToGrid w:val="0"/>
-                <w:szCs w:val="21"/>
-              </w:rPr>
-            </w:pPr>
-            <w:r>
-              <w:rPr>
-                <w:rFonts w:ascii="Arial" w:hAnsi="Arial" w:cs="Arial" w:hint="eastAsia"/>
-                <w:snapToGrid w:val="0"/>
-                <w:szCs w:val="21"/>
-              </w:rPr>
-              <w:t>成功</w:t>
-            </w:r>
-            <w:r>
-              <w:rPr>
-                <w:rFonts w:ascii="Arial" w:hAnsi="Arial" w:cs="Arial" w:hint="eastAsia"/>
-                <w:snapToGrid w:val="0"/>
-                <w:szCs w:val="21"/>
-              </w:rPr>
-              <w:t>，</w:t>
-            </w:r>
-            <w:r>
-              <w:rPr>
-                <w:rFonts w:ascii="Arial" w:hAnsi="Arial" w:cs="Arial" w:hint="eastAsia"/>
-                <w:snapToGrid w:val="0"/>
-                <w:szCs w:val="21"/>
-              </w:rPr>
-              <w:t>查询所有子表均存在该索引</w:t>
+              <w:t>查询所有子表均存</w:t>
+            </w:r>
+            <w:r>
+              <w:rPr>
+                <w:rFonts w:ascii="Arial" w:hAnsi="Arial" w:cs="Arial" w:hint="eastAsia"/>
+                <w:snapToGrid w:val="0"/>
+                <w:szCs w:val="21"/>
+              </w:rPr>
+              <w:lastRenderedPageBreak/>
+              <w:t>在该索引</w:t>
             </w:r>
           </w:p>
         </w:tc>
@@ -11749,7 +11730,6 @@
                 <w:snapToGrid w:val="0"/>
                 <w:szCs w:val="21"/>
               </w:rPr>
-              <w:lastRenderedPageBreak/>
               <w:t>测试项</w:t>
             </w:r>
           </w:p>
@@ -11836,6 +11816,7 @@
                 <w:snapToGrid w:val="0"/>
                 <w:szCs w:val="21"/>
               </w:rPr>
+              <w:lastRenderedPageBreak/>
               <w:t>单分区键、多分区键</w:t>
             </w:r>
           </w:p>
@@ -11858,6 +11839,7 @@
                 <w:snapToGrid w:val="0"/>
                 <w:szCs w:val="21"/>
               </w:rPr>
+              <w:lastRenderedPageBreak/>
               <w:t>未挂载子表，插入数据</w:t>
             </w:r>
           </w:p>
@@ -13281,7 +13263,6 @@
                 <w:snapToGrid w:val="0"/>
                 <w:szCs w:val="21"/>
               </w:rPr>
-              <w:lastRenderedPageBreak/>
               <w:t>被子表的部分分区包含</w:t>
             </w:r>
           </w:p>
@@ -13353,6 +13334,7 @@
                 <w:snapToGrid w:val="0"/>
                 <w:szCs w:val="21"/>
               </w:rPr>
+              <w:lastRenderedPageBreak/>
               <w:t>被主表的</w:t>
             </w:r>
             <w:r>
@@ -15873,7 +15855,6 @@
         <w:rPr>
           <w:rFonts w:ascii="Arial" w:hAnsi="Arial" w:cs="Arial"/>
         </w:rPr>
-        <w:lastRenderedPageBreak/>
         <w:t>性能</w:t>
       </w:r>
       <w:r>
@@ -15921,6 +15902,7 @@
           <w:color w:val="0000FF"/>
           <w:szCs w:val="21"/>
         </w:rPr>
+        <w:lastRenderedPageBreak/>
         <w:t>如业务板重启时间</w:t>
       </w:r>
       <w:r>
@@ -16749,7 +16731,6 @@
         <w:rPr>
           <w:rFonts w:ascii="Arial" w:hAnsi="Arial" w:cs="Arial"/>
         </w:rPr>
-        <w:lastRenderedPageBreak/>
         <w:t>安全性分析和设计</w:t>
       </w:r>
       <w:bookmarkEnd w:id="32"/>
@@ -16800,6 +16781,7 @@
           <w:color w:val="0000FF"/>
           <w:szCs w:val="21"/>
         </w:rPr>
+        <w:lastRenderedPageBreak/>
         <w:t>根据公司发文的安全基线进行分析，看新代码是否涉及</w:t>
       </w:r>
       <w:r>
@@ -17765,7 +17747,6 @@
                 <w:sz w:val="20"/>
                 <w:szCs w:val="20"/>
               </w:rPr>
-              <w:lastRenderedPageBreak/>
               <w:t>参数</w:t>
             </w:r>
             <w:r>
@@ -17840,7 +17821,6 @@
                 <w:sz w:val="20"/>
                 <w:szCs w:val="20"/>
               </w:rPr>
-              <w:lastRenderedPageBreak/>
               <w:t>编号</w:t>
             </w:r>
           </w:p>
@@ -17996,6 +17976,7 @@
                 <w:sz w:val="20"/>
                 <w:szCs w:val="20"/>
               </w:rPr>
+              <w:lastRenderedPageBreak/>
               <w:t>规格描述</w:t>
             </w:r>
             <w:r>
@@ -18866,7 +18847,7 @@
               <w:rPr>
                 <w:noProof/>
               </w:rPr>
-              <w:t>2016-11-14</w:t>
+              <w:t>2016-12-6</w:t>
             </w:r>
           </w:fldSimple>
         </w:p>
@@ -23990,21 +23971,6 @@
 </file>
 
 <file path=customXml/item1.xml><?xml version="1.0" encoding="utf-8"?>
-<p:properties xmlns:p="http://schemas.microsoft.com/office/2006/metadata/properties" xmlns:xsi="http://www.w3.org/2001/XMLSchema-instance">
-  <documentManagement/>
-</p:properties>
-</file>
-
-<file path=customXml/item2.xml><?xml version="1.0" encoding="utf-8"?>
-<?mso-contentType ?>
-<FormTemplates xmlns="http://schemas.microsoft.com/sharepoint/v3/contenttype/forms">
-  <Display>DocumentLibraryForm</Display>
-  <Edit>DocumentLibraryForm</Edit>
-  <New>DocumentLibraryForm</New>
-</FormTemplates>
-</file>
-
-<file path=customXml/item3.xml><?xml version="1.0" encoding="utf-8"?>
 <ct:contentTypeSchema xmlns:ct="http://schemas.microsoft.com/office/2006/metadata/contentType" xmlns:ma="http://schemas.microsoft.com/office/2006/metadata/properties/metaAttributes" ct:_="" ma:_="" ma:contentTypeName="Document" ma:contentTypeID="0x010100C9D738FE56F9DD4F818CEE0622FC80C0" ma:contentTypeVersion="0" ma:contentTypeDescription="Create a new document." ma:contentTypeScope="" ma:versionID="c733d375e9f13075cc482d188b8bae2c">
   <xsd:schema xmlns:xsd="http://www.w3.org/2001/XMLSchema" xmlns:p="http://schemas.microsoft.com/office/2006/metadata/properties" targetNamespace="http://schemas.microsoft.com/office/2006/metadata/properties" ma:root="true" ma:fieldsID="4aeb20c0e3442673af7ee10786458764">
     <xsd:element name="properties">
@@ -24053,27 +24019,26 @@
 </ct:contentTypeSchema>
 </file>
 
+<file path=customXml/item2.xml><?xml version="1.0" encoding="utf-8"?>
+<?mso-contentType ?>
+<FormTemplates xmlns="http://schemas.microsoft.com/sharepoint/v3/contenttype/forms">
+  <Display>DocumentLibraryForm</Display>
+  <Edit>DocumentLibraryForm</Edit>
+  <New>DocumentLibraryForm</New>
+</FormTemplates>
+</file>
+
+<file path=customXml/item3.xml><?xml version="1.0" encoding="utf-8"?>
+<p:properties xmlns:p="http://schemas.microsoft.com/office/2006/metadata/properties" xmlns:xsi="http://www.w3.org/2001/XMLSchema-instance">
+  <documentManagement/>
+</p:properties>
+</file>
+
 <file path=customXml/item4.xml><?xml version="1.0" encoding="utf-8"?>
 <b:Sources xmlns:b="http://schemas.openxmlformats.org/officeDocument/2006/bibliography" xmlns="http://schemas.openxmlformats.org/officeDocument/2006/bibliography" SelectedStyle="\APA.XSL" StyleName="APA"/>
 </file>
 
 <file path=customXml/itemProps1.xml><?xml version="1.0" encoding="utf-8"?>
-<ds:datastoreItem xmlns:ds="http://schemas.openxmlformats.org/officeDocument/2006/customXml" ds:itemID="{283A67FA-FB68-40D1-A1FD-BD4AEE599422}">
-  <ds:schemaRefs>
-    <ds:schemaRef ds:uri="http://schemas.microsoft.com/office/2006/metadata/properties"/>
-  </ds:schemaRefs>
-</ds:datastoreItem>
-</file>
-
-<file path=customXml/itemProps2.xml><?xml version="1.0" encoding="utf-8"?>
-<ds:datastoreItem xmlns:ds="http://schemas.openxmlformats.org/officeDocument/2006/customXml" ds:itemID="{9C2CE626-7193-49AD-BC45-D7AF4DFA65A4}">
-  <ds:schemaRefs>
-    <ds:schemaRef ds:uri="http://schemas.microsoft.com/sharepoint/v3/contenttype/forms"/>
-  </ds:schemaRefs>
-</ds:datastoreItem>
-</file>
-
-<file path=customXml/itemProps3.xml><?xml version="1.0" encoding="utf-8"?>
 <ds:datastoreItem xmlns:ds="http://schemas.openxmlformats.org/officeDocument/2006/customXml" ds:itemID="{94CFB702-9C76-4C98-BCB1-FF31686087A1}">
   <ds:schemaRefs>
     <ds:schemaRef ds:uri="http://schemas.microsoft.com/office/2006/metadata/contentType"/>
@@ -24088,6 +24053,22 @@
 </ds:datastoreItem>
 </file>
 
+<file path=customXml/itemProps2.xml><?xml version="1.0" encoding="utf-8"?>
+<ds:datastoreItem xmlns:ds="http://schemas.openxmlformats.org/officeDocument/2006/customXml" ds:itemID="{9C2CE626-7193-49AD-BC45-D7AF4DFA65A4}">
+  <ds:schemaRefs>
+    <ds:schemaRef ds:uri="http://schemas.microsoft.com/sharepoint/v3/contenttype/forms"/>
+  </ds:schemaRefs>
+</ds:datastoreItem>
+</file>
+
+<file path=customXml/itemProps3.xml><?xml version="1.0" encoding="utf-8"?>
+<ds:datastoreItem xmlns:ds="http://schemas.openxmlformats.org/officeDocument/2006/customXml" ds:itemID="{283A67FA-FB68-40D1-A1FD-BD4AEE599422}">
+  <ds:schemaRefs>
+    <ds:schemaRef ds:uri="http://schemas.microsoft.com/office/2006/metadata/properties"/>
+  </ds:schemaRefs>
+</ds:datastoreItem>
+</file>
+
 <file path=customXml/itemProps4.xml><?xml version="1.0" encoding="utf-8"?>
 <ds:datastoreItem xmlns:ds="http://schemas.openxmlformats.org/officeDocument/2006/customXml" ds:itemID="{632830BD-3888-46F1-8BC6-950B3A5AAB7A}">
   <ds:schemaRefs>
